--- a/klagomålsmail/A 9064-2024 FSC-klagomål mail.docx
+++ b/klagomålsmail/A 9064-2024 FSC-klagomål mail.docx
@@ -11,7 +11,7 @@
     </w:p>
     <w:p>
       <w:r>
-        <w:t>Vi vill informera om att det i avverkningsanmälan A 9064-2024 i Gotlands kommun har hittats 14 naturvårdsarter varav 5 är rödlistade.</w:t>
+        <w:t>Vi vill informera om att det i avverkningsanmälan A 9064-2024 i Gotlands kommun har hittats 29 naturvårdsarter varav 15 är rödlistade.</w:t>
       </w:r>
     </w:p>
     <w:p>

--- a/klagomålsmail/A 9064-2024 FSC-klagomål mail.docx
+++ b/klagomålsmail/A 9064-2024 FSC-klagomål mail.docx
@@ -11,7 +11,7 @@
     </w:p>
     <w:p>
       <w:r>
-        <w:t>Vi vill informera om att det i avverkningsanmälan A 9064-2024 i Gotlands kommun har hittats 29 naturvårdsarter varav 15 är rödlistade.</w:t>
+        <w:t>Vi vill informera om att det i avverkningsanmälan A 9064-2024 i Gotlands kommun har hittats 31 naturvårdsarter varav 15 är rödlistade.</w:t>
       </w:r>
     </w:p>
     <w:p>

--- a/klagomålsmail/A 9064-2024 FSC-klagomål mail.docx
+++ b/klagomålsmail/A 9064-2024 FSC-klagomål mail.docx
@@ -11,7 +11,7 @@
     </w:p>
     <w:p>
       <w:r>
-        <w:t>Vi vill informera om att det i avverkningsanmälan A 9064-2024 i Gotlands kommun har hittats 31 naturvårdsarter varav 15 är rödlistade.</w:t>
+        <w:t>Vi vill informera om att det i avverkningsanmälan A 9064-2024 i Gotlands kommun har hittats 36 naturvårdsarter varav 16 är rödlistade.</w:t>
       </w:r>
     </w:p>
     <w:p>

--- a/klagomålsmail/A 9064-2024 FSC-klagomål mail.docx
+++ b/klagomålsmail/A 9064-2024 FSC-klagomål mail.docx
@@ -11,7 +11,7 @@
     </w:p>
     <w:p>
       <w:r>
-        <w:t>Vi vill informera om att det i avverkningsanmälan A 9064-2024 i Gotlands kommun har hittats 39 naturvårdsarter varav 17 är rödlistade.</w:t>
+        <w:t>Vi vill informera om att det i avverkningsanmälan A 9064-2024 i Gotlands kommun har hittats 41 naturvårdsarter varav 19 är rödlistade.</w:t>
       </w:r>
     </w:p>
     <w:p>

--- a/klagomålsmail/A 9064-2024 FSC-klagomål mail.docx
+++ b/klagomålsmail/A 9064-2024 FSC-klagomål mail.docx
@@ -11,7 +11,7 @@
     </w:p>
     <w:p>
       <w:r>
-        <w:t>Vi vill informera om att det i avverkningsanmälan A 9064-2024 i Gotlands kommun har hittats 41 naturvårdsarter varav 19 är rödlistade.</w:t>
+        <w:t>Vi vill informera om att det i och inom 22 meter från avverkningsanmälan A 9064-2024 i Gotlands kommun har hittats 44 naturvårdsarter varav 23 är rödlistade.</w:t>
       </w:r>
     </w:p>
     <w:p>

--- a/klagomålsmail/A 9064-2024 FSC-klagomål mail.docx
+++ b/klagomålsmail/A 9064-2024 FSC-klagomål mail.docx
@@ -11,7 +11,7 @@
     </w:p>
     <w:p>
       <w:r>
-        <w:t>Vi vill informera om att det i och inom 22 meter från avverkningsanmälan A 9064-2024 i Gotlands kommun har hittats 44 naturvårdsarter varav 23 är rödlistade.</w:t>
+        <w:t>Vi vill informera om att det i och inom 22 meter från avverkningsanmälan A 9064-2024 i Gotlands kommun har hittats 46 naturvårdsarter varav 23 är rödlistade.</w:t>
       </w:r>
     </w:p>
     <w:p>
